--- a/cv/output/Deidine_CV_General_FR.docx
+++ b/cv/output/Deidine_CV_General_FR.docx
@@ -12,7 +12,7 @@
           <w:b/>
           <w:sz w:val="40"/>
         </w:rPr>
-        <w:t>DEIDINE SIDINA</w:t>
+        <w:t>DEIDINE CHEIGEUR</w:t>
       </w:r>
     </w:p>
     <w:p>
@@ -33,12 +33,51 @@
         <w:spacing w:after="40"/>
         <w:jc w:val="center"/>
       </w:pPr>
+      <w:hyperlink r:id="rId9">
+        <w:r>
+          <w:rPr>
+            <w:rFonts w:ascii="Calibri" w:hAnsi="Calibri"/>
+            <w:sz w:val="20"/>
+            <w:color w:val="1155CC"/>
+            <w:u w:val="single"/>
+          </w:rPr>
+          <w:t>cheigeurdeidine@gmail.com</w:t>
+        </w:r>
+      </w:hyperlink>
       <w:r>
         <w:rPr>
           <w:sz w:val="20"/>
         </w:rPr>
-        <w:t>cheigeurdeidine@gmail.com  |  +222 49619609  |  linkedin.com/in/deidine</w:t>
+        <w:t xml:space="preserve">  |  </w:t>
       </w:r>
+      <w:hyperlink r:id="rId10">
+        <w:r>
+          <w:rPr>
+            <w:rFonts w:ascii="Calibri" w:hAnsi="Calibri"/>
+            <w:sz w:val="20"/>
+            <w:color w:val="1155CC"/>
+            <w:u w:val="single"/>
+          </w:rPr>
+          <w:t>+222 49619609</w:t>
+        </w:r>
+      </w:hyperlink>
+      <w:r>
+        <w:rPr>
+          <w:sz w:val="20"/>
+        </w:rPr>
+        <w:t xml:space="preserve">  |  </w:t>
+      </w:r>
+      <w:hyperlink r:id="rId11">
+        <w:r>
+          <w:rPr>
+            <w:rFonts w:ascii="Calibri" w:hAnsi="Calibri"/>
+            <w:sz w:val="20"/>
+            <w:color w:val="1155CC"/>
+            <w:u w:val="single"/>
+          </w:rPr>
+          <w:t>linkedin.com/in/deidine</w:t>
+        </w:r>
+      </w:hyperlink>
     </w:p>
     <w:p>
       <w:pPr>

--- a/cv/output/Deidine_CV_General_FR.docx
+++ b/cv/output/Deidine_CV_General_FR.docx
@@ -286,13 +286,18 @@
         </w:tabs>
         <w:spacing w:before="160" w:after="0"/>
       </w:pPr>
-      <w:r>
-        <w:rPr>
-          <w:b/>
-          <w:sz w:val="21"/>
-        </w:rPr>
-        <w:t>Nougta – Plateforme de Point de Vente Multi-Boutiques</w:t>
-      </w:r>
+      <w:hyperlink r:id="rId12">
+        <w:r>
+          <w:rPr>
+            <w:rFonts w:ascii="Calibri" w:hAnsi="Calibri"/>
+            <w:b/>
+            <w:sz w:val="21.0"/>
+            <w:color w:val="1155CC"/>
+            <w:u w:val="single"/>
+          </w:rPr>
+          <w:t>Nougta – Plateforme de Point de Vente Multi-Boutiques</w:t>
+        </w:r>
+      </w:hyperlink>
       <w:r>
         <w:tab/>
       </w:r>
